--- a/Assignment 4/File Handling.docx
+++ b/Assignment 4/File Handling.docx
@@ -22,6 +22,24 @@
     </w:p>
     <w:p>
       <w:pPr>
+        <w:jc w:val="center"/>
+        <w:rPr>
+          <w:rFonts w:ascii="Times New Roman" w:hAnsi="Times New Roman" w:cs="Times New Roman"/>
+          <w:sz w:val="32"/>
+          <w:szCs w:val="32"/>
+        </w:rPr>
+      </w:pPr>
+      <w:r>
+        <w:rPr>
+          <w:rFonts w:ascii="Times New Roman" w:hAnsi="Times New Roman" w:cs="Times New Roman"/>
+          <w:sz w:val="32"/>
+          <w:szCs w:val="32"/>
+        </w:rPr>
+        <w:t>LO3</w:t>
+      </w:r>
+    </w:p>
+    <w:p>
+      <w:pPr>
         <w:jc w:val="right"/>
         <w:rPr>
           <w:rFonts w:ascii="Times New Roman" w:hAnsi="Times New Roman" w:cs="Times New Roman"/>
@@ -31,13 +49,7 @@
         <w:rPr>
           <w:rFonts w:ascii="Times New Roman" w:hAnsi="Times New Roman" w:cs="Times New Roman"/>
         </w:rPr>
-        <w:t>1</w:t>
-      </w:r>
-      <w:r>
-        <w:rPr>
-          <w:rFonts w:ascii="Times New Roman" w:hAnsi="Times New Roman" w:cs="Times New Roman"/>
-        </w:rPr>
-        <w:t>5</w:t>
+        <w:t>6</w:t>
       </w:r>
       <w:r>
         <w:rPr>
@@ -112,57 +124,7 @@
         <w:rPr>
           <w:rFonts w:ascii="Times New Roman" w:hAnsi="Times New Roman" w:cs="Times New Roman"/>
         </w:rPr>
-        <w:t xml:space="preserve">File handling in Python allows programs to store and retrieve data permanently using files. It supports operations such as opening, reading, writing, and closing files. Functions like </w:t>
-      </w:r>
-      <w:proofErr w:type="gramStart"/>
-      <w:r>
-        <w:rPr>
-          <w:rFonts w:ascii="Times New Roman" w:hAnsi="Times New Roman" w:cs="Times New Roman"/>
-        </w:rPr>
-        <w:t>open(</w:t>
-      </w:r>
-      <w:proofErr w:type="gramEnd"/>
-      <w:r>
-        <w:rPr>
-          <w:rFonts w:ascii="Times New Roman" w:hAnsi="Times New Roman" w:cs="Times New Roman"/>
-        </w:rPr>
-        <w:t xml:space="preserve">), </w:t>
-      </w:r>
-      <w:proofErr w:type="gramStart"/>
-      <w:r>
-        <w:rPr>
-          <w:rFonts w:ascii="Times New Roman" w:hAnsi="Times New Roman" w:cs="Times New Roman"/>
-        </w:rPr>
-        <w:t>read(</w:t>
-      </w:r>
-      <w:proofErr w:type="gramEnd"/>
-      <w:r>
-        <w:rPr>
-          <w:rFonts w:ascii="Times New Roman" w:hAnsi="Times New Roman" w:cs="Times New Roman"/>
-        </w:rPr>
-        <w:t xml:space="preserve">), </w:t>
-      </w:r>
-      <w:proofErr w:type="spellStart"/>
-      <w:proofErr w:type="gramStart"/>
-      <w:r>
-        <w:rPr>
-          <w:rFonts w:ascii="Times New Roman" w:hAnsi="Times New Roman" w:cs="Times New Roman"/>
-        </w:rPr>
-        <w:t>readlines</w:t>
-      </w:r>
-      <w:proofErr w:type="spellEnd"/>
-      <w:r>
-        <w:rPr>
-          <w:rFonts w:ascii="Times New Roman" w:hAnsi="Times New Roman" w:cs="Times New Roman"/>
-        </w:rPr>
-        <w:t>(</w:t>
-      </w:r>
-      <w:proofErr w:type="gramEnd"/>
-      <w:r>
-        <w:rPr>
-          <w:rFonts w:ascii="Times New Roman" w:hAnsi="Times New Roman" w:cs="Times New Roman"/>
-        </w:rPr>
-        <w:t>), and context managers (with) ensure efficient data processing and safe resource management.</w:t>
+        <w:t>File handling in Python allows programs to store and retrieve data permanently using files. It supports operations such as opening, reading, writing, and closing files. Functions like open(), read(), readlines(), and context managers (with) ensure efficient data processing and safe resource management.</w:t>
       </w:r>
       <w:r>
         <w:rPr>
@@ -189,234 +151,110 @@
         </w:rPr>
         <w:br/>
       </w:r>
-      <w:proofErr w:type="spellStart"/>
-      <w:r>
-        <w:rPr>
-          <w:rFonts w:ascii="Times New Roman" w:hAnsi="Times New Roman" w:cs="Times New Roman"/>
-        </w:rPr>
-        <w:t>file_name</w:t>
-      </w:r>
-      <w:proofErr w:type="spellEnd"/>
-      <w:r>
-        <w:rPr>
-          <w:rFonts w:ascii="Times New Roman" w:hAnsi="Times New Roman" w:cs="Times New Roman"/>
-        </w:rPr>
-        <w:t xml:space="preserve"> = "test.txt"</w:t>
-      </w:r>
-    </w:p>
-    <w:p>
-      <w:pPr>
-        <w:rPr>
-          <w:rFonts w:ascii="Times New Roman" w:hAnsi="Times New Roman" w:cs="Times New Roman"/>
-        </w:rPr>
-      </w:pPr>
-      <w:proofErr w:type="spellStart"/>
-      <w:r>
-        <w:rPr>
-          <w:rFonts w:ascii="Times New Roman" w:hAnsi="Times New Roman" w:cs="Times New Roman"/>
-        </w:rPr>
-        <w:t>word_length</w:t>
-      </w:r>
-      <w:proofErr w:type="spellEnd"/>
-      <w:r>
-        <w:rPr>
-          <w:rFonts w:ascii="Times New Roman" w:hAnsi="Times New Roman" w:cs="Times New Roman"/>
-        </w:rPr>
-        <w:t xml:space="preserve"> = </w:t>
-      </w:r>
-      <w:proofErr w:type="gramStart"/>
-      <w:r>
-        <w:rPr>
-          <w:rFonts w:ascii="Times New Roman" w:hAnsi="Times New Roman" w:cs="Times New Roman"/>
-        </w:rPr>
-        <w:t>int(input(</w:t>
-      </w:r>
-      <w:proofErr w:type="gramEnd"/>
-      <w:r>
-        <w:rPr>
-          <w:rFonts w:ascii="Times New Roman" w:hAnsi="Times New Roman" w:cs="Times New Roman"/>
-        </w:rPr>
-        <w:t>"Enter desired word length: "))</w:t>
-      </w:r>
-    </w:p>
-    <w:p>
-      <w:pPr>
-        <w:rPr>
-          <w:rFonts w:ascii="Times New Roman" w:hAnsi="Times New Roman" w:cs="Times New Roman"/>
-        </w:rPr>
-      </w:pPr>
-    </w:p>
-    <w:p>
-      <w:pPr>
-        <w:rPr>
-          <w:rFonts w:ascii="Times New Roman" w:hAnsi="Times New Roman" w:cs="Times New Roman"/>
-        </w:rPr>
-      </w:pPr>
-      <w:r>
-        <w:rPr>
-          <w:rFonts w:ascii="Times New Roman" w:hAnsi="Times New Roman" w:cs="Times New Roman"/>
-        </w:rPr>
-        <w:t xml:space="preserve">file = </w:t>
-      </w:r>
-      <w:proofErr w:type="gramStart"/>
-      <w:r>
-        <w:rPr>
-          <w:rFonts w:ascii="Times New Roman" w:hAnsi="Times New Roman" w:cs="Times New Roman"/>
-        </w:rPr>
-        <w:t>open(</w:t>
-      </w:r>
-      <w:proofErr w:type="spellStart"/>
-      <w:proofErr w:type="gramEnd"/>
-      <w:r>
-        <w:rPr>
-          <w:rFonts w:ascii="Times New Roman" w:hAnsi="Times New Roman" w:cs="Times New Roman"/>
-        </w:rPr>
-        <w:t>file_name</w:t>
-      </w:r>
-      <w:proofErr w:type="spellEnd"/>
-      <w:r>
-        <w:rPr>
-          <w:rFonts w:ascii="Times New Roman" w:hAnsi="Times New Roman" w:cs="Times New Roman"/>
-        </w:rPr>
-        <w:t>, 'r')</w:t>
-      </w:r>
-    </w:p>
-    <w:p>
-      <w:pPr>
-        <w:rPr>
-          <w:rFonts w:ascii="Times New Roman" w:hAnsi="Times New Roman" w:cs="Times New Roman"/>
-        </w:rPr>
-      </w:pPr>
-      <w:r>
-        <w:rPr>
-          <w:rFonts w:ascii="Times New Roman" w:hAnsi="Times New Roman" w:cs="Times New Roman"/>
-        </w:rPr>
-        <w:t xml:space="preserve">content = </w:t>
-      </w:r>
-      <w:proofErr w:type="spellStart"/>
-      <w:proofErr w:type="gramStart"/>
-      <w:r>
-        <w:rPr>
-          <w:rFonts w:ascii="Times New Roman" w:hAnsi="Times New Roman" w:cs="Times New Roman"/>
-        </w:rPr>
-        <w:t>file.read</w:t>
-      </w:r>
-      <w:proofErr w:type="spellEnd"/>
-      <w:proofErr w:type="gramEnd"/>
-      <w:r>
-        <w:rPr>
-          <w:rFonts w:ascii="Times New Roman" w:hAnsi="Times New Roman" w:cs="Times New Roman"/>
-        </w:rPr>
-        <w:t>()</w:t>
-      </w:r>
-    </w:p>
-    <w:p>
-      <w:pPr>
-        <w:rPr>
-          <w:rFonts w:ascii="Times New Roman" w:hAnsi="Times New Roman" w:cs="Times New Roman"/>
-        </w:rPr>
-      </w:pPr>
-      <w:proofErr w:type="spellStart"/>
-      <w:proofErr w:type="gramStart"/>
-      <w:r>
-        <w:rPr>
-          <w:rFonts w:ascii="Times New Roman" w:hAnsi="Times New Roman" w:cs="Times New Roman"/>
-        </w:rPr>
-        <w:t>file.close</w:t>
-      </w:r>
-      <w:proofErr w:type="spellEnd"/>
-      <w:proofErr w:type="gramEnd"/>
-      <w:r>
-        <w:rPr>
-          <w:rFonts w:ascii="Times New Roman" w:hAnsi="Times New Roman" w:cs="Times New Roman"/>
-        </w:rPr>
-        <w:t>()</w:t>
-      </w:r>
-    </w:p>
-    <w:p>
-      <w:pPr>
-        <w:rPr>
-          <w:rFonts w:ascii="Times New Roman" w:hAnsi="Times New Roman" w:cs="Times New Roman"/>
-        </w:rPr>
-      </w:pPr>
-    </w:p>
-    <w:p>
-      <w:pPr>
-        <w:rPr>
-          <w:rFonts w:ascii="Times New Roman" w:hAnsi="Times New Roman" w:cs="Times New Roman"/>
-        </w:rPr>
-      </w:pPr>
-      <w:r>
-        <w:rPr>
-          <w:rFonts w:ascii="Times New Roman" w:hAnsi="Times New Roman" w:cs="Times New Roman"/>
-        </w:rPr>
-        <w:t xml:space="preserve">words = </w:t>
-      </w:r>
-      <w:proofErr w:type="spellStart"/>
-      <w:proofErr w:type="gramStart"/>
-      <w:r>
-        <w:rPr>
-          <w:rFonts w:ascii="Times New Roman" w:hAnsi="Times New Roman" w:cs="Times New Roman"/>
-        </w:rPr>
-        <w:t>content.split</w:t>
-      </w:r>
-      <w:proofErr w:type="spellEnd"/>
-      <w:proofErr w:type="gramEnd"/>
-      <w:r>
-        <w:rPr>
-          <w:rFonts w:ascii="Times New Roman" w:hAnsi="Times New Roman" w:cs="Times New Roman"/>
-        </w:rPr>
-        <w:t>()</w:t>
-      </w:r>
-    </w:p>
-    <w:p>
-      <w:pPr>
-        <w:rPr>
-          <w:rFonts w:ascii="Times New Roman" w:hAnsi="Times New Roman" w:cs="Times New Roman"/>
-        </w:rPr>
-      </w:pPr>
-    </w:p>
-    <w:p>
-      <w:pPr>
-        <w:rPr>
-          <w:rFonts w:ascii="Times New Roman" w:hAnsi="Times New Roman" w:cs="Times New Roman"/>
-        </w:rPr>
-      </w:pPr>
-      <w:proofErr w:type="gramStart"/>
-      <w:r>
-        <w:rPr>
-          <w:rFonts w:ascii="Times New Roman" w:hAnsi="Times New Roman" w:cs="Times New Roman"/>
-        </w:rPr>
-        <w:t>print(</w:t>
-      </w:r>
-      <w:proofErr w:type="spellStart"/>
-      <w:proofErr w:type="gramEnd"/>
-      <w:r>
-        <w:rPr>
-          <w:rFonts w:ascii="Times New Roman" w:hAnsi="Times New Roman" w:cs="Times New Roman"/>
-        </w:rPr>
-        <w:t>f"Words</w:t>
-      </w:r>
-      <w:proofErr w:type="spellEnd"/>
-      <w:r>
-        <w:rPr>
-          <w:rFonts w:ascii="Times New Roman" w:hAnsi="Times New Roman" w:cs="Times New Roman"/>
-        </w:rPr>
-        <w:t xml:space="preserve"> with length {</w:t>
-      </w:r>
-      <w:proofErr w:type="spellStart"/>
-      <w:r>
-        <w:rPr>
-          <w:rFonts w:ascii="Times New Roman" w:hAnsi="Times New Roman" w:cs="Times New Roman"/>
-        </w:rPr>
-        <w:t>word_length</w:t>
-      </w:r>
-      <w:proofErr w:type="spellEnd"/>
-      <w:r>
-        <w:rPr>
-          <w:rFonts w:ascii="Times New Roman" w:hAnsi="Times New Roman" w:cs="Times New Roman"/>
-        </w:rPr>
-        <w:t>}:")</w:t>
+      <w:r>
+        <w:rPr>
+          <w:rFonts w:ascii="Times New Roman" w:hAnsi="Times New Roman" w:cs="Times New Roman"/>
+        </w:rPr>
+        <w:t>file_name = "test.txt"</w:t>
+      </w:r>
+    </w:p>
+    <w:p>
+      <w:pPr>
+        <w:rPr>
+          <w:rFonts w:ascii="Times New Roman" w:hAnsi="Times New Roman" w:cs="Times New Roman"/>
+        </w:rPr>
+      </w:pPr>
+      <w:r>
+        <w:rPr>
+          <w:rFonts w:ascii="Times New Roman" w:hAnsi="Times New Roman" w:cs="Times New Roman"/>
+        </w:rPr>
+        <w:t>word_length = int(input("Enter desired word length: "))</w:t>
+      </w:r>
+    </w:p>
+    <w:p>
+      <w:pPr>
+        <w:rPr>
+          <w:rFonts w:ascii="Times New Roman" w:hAnsi="Times New Roman" w:cs="Times New Roman"/>
+        </w:rPr>
+      </w:pPr>
+    </w:p>
+    <w:p>
+      <w:pPr>
+        <w:rPr>
+          <w:rFonts w:ascii="Times New Roman" w:hAnsi="Times New Roman" w:cs="Times New Roman"/>
+        </w:rPr>
+      </w:pPr>
+      <w:r>
+        <w:rPr>
+          <w:rFonts w:ascii="Times New Roman" w:hAnsi="Times New Roman" w:cs="Times New Roman"/>
+        </w:rPr>
+        <w:t>file = open(file_name, 'r')</w:t>
+      </w:r>
+    </w:p>
+    <w:p>
+      <w:pPr>
+        <w:rPr>
+          <w:rFonts w:ascii="Times New Roman" w:hAnsi="Times New Roman" w:cs="Times New Roman"/>
+        </w:rPr>
+      </w:pPr>
+      <w:r>
+        <w:rPr>
+          <w:rFonts w:ascii="Times New Roman" w:hAnsi="Times New Roman" w:cs="Times New Roman"/>
+        </w:rPr>
+        <w:t>content = file.read()</w:t>
+      </w:r>
+    </w:p>
+    <w:p>
+      <w:pPr>
+        <w:rPr>
+          <w:rFonts w:ascii="Times New Roman" w:hAnsi="Times New Roman" w:cs="Times New Roman"/>
+        </w:rPr>
+      </w:pPr>
+      <w:r>
+        <w:rPr>
+          <w:rFonts w:ascii="Times New Roman" w:hAnsi="Times New Roman" w:cs="Times New Roman"/>
+        </w:rPr>
+        <w:t>file.close()</w:t>
+      </w:r>
+    </w:p>
+    <w:p>
+      <w:pPr>
+        <w:rPr>
+          <w:rFonts w:ascii="Times New Roman" w:hAnsi="Times New Roman" w:cs="Times New Roman"/>
+        </w:rPr>
+      </w:pPr>
+    </w:p>
+    <w:p>
+      <w:pPr>
+        <w:rPr>
+          <w:rFonts w:ascii="Times New Roman" w:hAnsi="Times New Roman" w:cs="Times New Roman"/>
+        </w:rPr>
+      </w:pPr>
+      <w:r>
+        <w:rPr>
+          <w:rFonts w:ascii="Times New Roman" w:hAnsi="Times New Roman" w:cs="Times New Roman"/>
+        </w:rPr>
+        <w:t>words = content.split()</w:t>
+      </w:r>
+    </w:p>
+    <w:p>
+      <w:pPr>
+        <w:rPr>
+          <w:rFonts w:ascii="Times New Roman" w:hAnsi="Times New Roman" w:cs="Times New Roman"/>
+        </w:rPr>
+      </w:pPr>
+    </w:p>
+    <w:p>
+      <w:pPr>
+        <w:rPr>
+          <w:rFonts w:ascii="Times New Roman" w:hAnsi="Times New Roman" w:cs="Times New Roman"/>
+        </w:rPr>
+      </w:pPr>
+      <w:r>
+        <w:rPr>
+          <w:rFonts w:ascii="Times New Roman" w:hAnsi="Times New Roman" w:cs="Times New Roman"/>
+        </w:rPr>
+        <w:t>print(f"Words with length {word_length}:")</w:t>
       </w:r>
     </w:p>
     <w:p>
@@ -442,196 +280,97 @@
         <w:rPr>
           <w:rFonts w:ascii="Times New Roman" w:hAnsi="Times New Roman" w:cs="Times New Roman"/>
         </w:rPr>
+        <w:t>    cleaned_word = ""</w:t>
+      </w:r>
+    </w:p>
+    <w:p>
+      <w:pPr>
+        <w:rPr>
+          <w:rFonts w:ascii="Times New Roman" w:hAnsi="Times New Roman" w:cs="Times New Roman"/>
+        </w:rPr>
+      </w:pPr>
+      <w:r>
+        <w:rPr>
+          <w:rFonts w:ascii="Times New Roman" w:hAnsi="Times New Roman" w:cs="Times New Roman"/>
+        </w:rPr>
+        <w:t>    for char in word:</w:t>
+      </w:r>
+    </w:p>
+    <w:p>
+      <w:pPr>
+        <w:rPr>
+          <w:rFonts w:ascii="Times New Roman" w:hAnsi="Times New Roman" w:cs="Times New Roman"/>
+        </w:rPr>
+      </w:pPr>
+      <w:r>
+        <w:rPr>
+          <w:rFonts w:ascii="Times New Roman" w:hAnsi="Times New Roman" w:cs="Times New Roman"/>
+        </w:rPr>
+        <w:t>        if char.isalpha():</w:t>
+      </w:r>
+    </w:p>
+    <w:p>
+      <w:pPr>
+        <w:rPr>
+          <w:rFonts w:ascii="Times New Roman" w:hAnsi="Times New Roman" w:cs="Times New Roman"/>
+        </w:rPr>
+      </w:pPr>
+      <w:r>
+        <w:rPr>
+          <w:rFonts w:ascii="Times New Roman" w:hAnsi="Times New Roman" w:cs="Times New Roman"/>
+        </w:rPr>
+        <w:t>            cleaned_word += char</w:t>
+      </w:r>
+    </w:p>
+    <w:p>
+      <w:pPr>
+        <w:rPr>
+          <w:rFonts w:ascii="Times New Roman" w:hAnsi="Times New Roman" w:cs="Times New Roman"/>
+        </w:rPr>
+      </w:pPr>
+      <w:r>
+        <w:rPr>
+          <w:rFonts w:ascii="Times New Roman" w:hAnsi="Times New Roman" w:cs="Times New Roman"/>
+        </w:rPr>
         <w:t xml:space="preserve">    </w:t>
       </w:r>
-      <w:proofErr w:type="spellStart"/>
-      <w:r>
-        <w:rPr>
-          <w:rFonts w:ascii="Times New Roman" w:hAnsi="Times New Roman" w:cs="Times New Roman"/>
-        </w:rPr>
-        <w:t>cleaned_word</w:t>
-      </w:r>
-      <w:proofErr w:type="spellEnd"/>
-      <w:r>
-        <w:rPr>
-          <w:rFonts w:ascii="Times New Roman" w:hAnsi="Times New Roman" w:cs="Times New Roman"/>
-        </w:rPr>
-        <w:t xml:space="preserve"> = ""</w:t>
-      </w:r>
-    </w:p>
-    <w:p>
-      <w:pPr>
-        <w:rPr>
-          <w:rFonts w:ascii="Times New Roman" w:hAnsi="Times New Roman" w:cs="Times New Roman"/>
-        </w:rPr>
-      </w:pPr>
-      <w:r>
-        <w:rPr>
-          <w:rFonts w:ascii="Times New Roman" w:hAnsi="Times New Roman" w:cs="Times New Roman"/>
-        </w:rPr>
-        <w:t>    for char in word:</w:t>
-      </w:r>
-    </w:p>
-    <w:p>
-      <w:pPr>
-        <w:rPr>
-          <w:rFonts w:ascii="Times New Roman" w:hAnsi="Times New Roman" w:cs="Times New Roman"/>
-        </w:rPr>
-      </w:pPr>
-      <w:r>
-        <w:rPr>
-          <w:rFonts w:ascii="Times New Roman" w:hAnsi="Times New Roman" w:cs="Times New Roman"/>
-        </w:rPr>
-        <w:t xml:space="preserve">        if </w:t>
-      </w:r>
-      <w:proofErr w:type="spellStart"/>
-      <w:proofErr w:type="gramStart"/>
-      <w:r>
-        <w:rPr>
-          <w:rFonts w:ascii="Times New Roman" w:hAnsi="Times New Roman" w:cs="Times New Roman"/>
-        </w:rPr>
-        <w:t>char.isalpha</w:t>
-      </w:r>
-      <w:proofErr w:type="spellEnd"/>
-      <w:proofErr w:type="gramEnd"/>
-      <w:r>
-        <w:rPr>
-          <w:rFonts w:ascii="Times New Roman" w:hAnsi="Times New Roman" w:cs="Times New Roman"/>
-        </w:rPr>
-        <w:t>():</w:t>
-      </w:r>
-    </w:p>
-    <w:p>
-      <w:pPr>
-        <w:rPr>
-          <w:rFonts w:ascii="Times New Roman" w:hAnsi="Times New Roman" w:cs="Times New Roman"/>
-        </w:rPr>
-      </w:pPr>
-      <w:r>
-        <w:rPr>
-          <w:rFonts w:ascii="Times New Roman" w:hAnsi="Times New Roman" w:cs="Times New Roman"/>
-        </w:rPr>
-        <w:t xml:space="preserve">            </w:t>
-      </w:r>
-      <w:proofErr w:type="spellStart"/>
-      <w:r>
-        <w:rPr>
-          <w:rFonts w:ascii="Times New Roman" w:hAnsi="Times New Roman" w:cs="Times New Roman"/>
-        </w:rPr>
-        <w:t>cleaned_word</w:t>
-      </w:r>
-      <w:proofErr w:type="spellEnd"/>
-      <w:r>
-        <w:rPr>
-          <w:rFonts w:ascii="Times New Roman" w:hAnsi="Times New Roman" w:cs="Times New Roman"/>
-        </w:rPr>
-        <w:t xml:space="preserve"> += char</w:t>
-      </w:r>
-    </w:p>
-    <w:p>
-      <w:pPr>
-        <w:rPr>
-          <w:rFonts w:ascii="Times New Roman" w:hAnsi="Times New Roman" w:cs="Times New Roman"/>
-        </w:rPr>
-      </w:pPr>
-      <w:r>
-        <w:rPr>
-          <w:rFonts w:ascii="Times New Roman" w:hAnsi="Times New Roman" w:cs="Times New Roman"/>
-        </w:rPr>
-        <w:t xml:space="preserve">    </w:t>
-      </w:r>
-    </w:p>
-    <w:p>
-      <w:pPr>
-        <w:rPr>
-          <w:rFonts w:ascii="Times New Roman" w:hAnsi="Times New Roman" w:cs="Times New Roman"/>
-        </w:rPr>
-      </w:pPr>
-      <w:r>
-        <w:rPr>
-          <w:rFonts w:ascii="Times New Roman" w:hAnsi="Times New Roman" w:cs="Times New Roman"/>
-        </w:rPr>
-        <w:t xml:space="preserve">    if </w:t>
-      </w:r>
-      <w:proofErr w:type="spellStart"/>
-      <w:r>
-        <w:rPr>
-          <w:rFonts w:ascii="Times New Roman" w:hAnsi="Times New Roman" w:cs="Times New Roman"/>
-        </w:rPr>
-        <w:t>len</w:t>
-      </w:r>
-      <w:proofErr w:type="spellEnd"/>
-      <w:r>
-        <w:rPr>
-          <w:rFonts w:ascii="Times New Roman" w:hAnsi="Times New Roman" w:cs="Times New Roman"/>
-        </w:rPr>
-        <w:t>(</w:t>
-      </w:r>
-      <w:proofErr w:type="spellStart"/>
-      <w:r>
-        <w:rPr>
-          <w:rFonts w:ascii="Times New Roman" w:hAnsi="Times New Roman" w:cs="Times New Roman"/>
-        </w:rPr>
-        <w:t>cleaned_word</w:t>
-      </w:r>
-      <w:proofErr w:type="spellEnd"/>
-      <w:r>
-        <w:rPr>
-          <w:rFonts w:ascii="Times New Roman" w:hAnsi="Times New Roman" w:cs="Times New Roman"/>
-        </w:rPr>
-        <w:t xml:space="preserve">) == </w:t>
-      </w:r>
-      <w:proofErr w:type="spellStart"/>
-      <w:r>
-        <w:rPr>
-          <w:rFonts w:ascii="Times New Roman" w:hAnsi="Times New Roman" w:cs="Times New Roman"/>
-        </w:rPr>
-        <w:t>word_length</w:t>
-      </w:r>
-      <w:proofErr w:type="spellEnd"/>
-      <w:r>
-        <w:rPr>
-          <w:rFonts w:ascii="Times New Roman" w:hAnsi="Times New Roman" w:cs="Times New Roman"/>
-        </w:rPr>
-        <w:t>:</w:t>
-      </w:r>
-    </w:p>
-    <w:p>
-      <w:pPr>
-        <w:rPr>
-          <w:rFonts w:ascii="Times New Roman" w:hAnsi="Times New Roman" w:cs="Times New Roman"/>
-        </w:rPr>
-      </w:pPr>
-      <w:r>
-        <w:rPr>
-          <w:rFonts w:ascii="Times New Roman" w:hAnsi="Times New Roman" w:cs="Times New Roman"/>
-        </w:rPr>
-        <w:t>        print(</w:t>
-      </w:r>
-      <w:proofErr w:type="spellStart"/>
-      <w:r>
-        <w:rPr>
-          <w:rFonts w:ascii="Times New Roman" w:hAnsi="Times New Roman" w:cs="Times New Roman"/>
-        </w:rPr>
-        <w:t>cleaned_word</w:t>
-      </w:r>
-      <w:proofErr w:type="spellEnd"/>
-      <w:r>
-        <w:rPr>
-          <w:rFonts w:ascii="Times New Roman" w:hAnsi="Times New Roman" w:cs="Times New Roman"/>
-        </w:rPr>
-        <w:t>)</w:t>
-      </w:r>
-    </w:p>
-    <w:p>
-      <w:pPr>
-        <w:rPr>
-          <w:rFonts w:ascii="Times New Roman" w:hAnsi="Times New Roman" w:cs="Times New Roman"/>
-        </w:rPr>
-      </w:pPr>
-      <w:r>
-        <w:rPr>
-          <w:rFonts w:ascii="Times New Roman" w:hAnsi="Times New Roman" w:cs="Times New Roman"/>
+    </w:p>
+    <w:p>
+      <w:pPr>
+        <w:rPr>
+          <w:rFonts w:ascii="Times New Roman" w:hAnsi="Times New Roman" w:cs="Times New Roman"/>
+        </w:rPr>
+      </w:pPr>
+      <w:r>
+        <w:rPr>
+          <w:rFonts w:ascii="Times New Roman" w:hAnsi="Times New Roman" w:cs="Times New Roman"/>
+        </w:rPr>
+        <w:t>    if len(cleaned_word) == word_length:</w:t>
+      </w:r>
+    </w:p>
+    <w:p>
+      <w:pPr>
+        <w:rPr>
+          <w:rFonts w:ascii="Times New Roman" w:hAnsi="Times New Roman" w:cs="Times New Roman"/>
+        </w:rPr>
+      </w:pPr>
+      <w:r>
+        <w:rPr>
+          <w:rFonts w:ascii="Times New Roman" w:hAnsi="Times New Roman" w:cs="Times New Roman"/>
+        </w:rPr>
+        <w:t>        print(cleaned_word)</w:t>
+      </w:r>
+    </w:p>
+    <w:p>
+      <w:pPr>
+        <w:rPr>
+          <w:rFonts w:ascii="Times New Roman" w:hAnsi="Times New Roman" w:cs="Times New Roman"/>
+        </w:rPr>
+      </w:pPr>
+      <w:r>
+        <w:rPr>
+          <w:rFonts w:ascii="Times New Roman" w:hAnsi="Times New Roman" w:cs="Times New Roman"/>
+          <w:noProof/>
         </w:rPr>
         <w:drawing>
           <wp:inline distT="0" distB="0" distL="0" distR="0" wp14:anchorId="26AAF33E" wp14:editId="6D0042CB">
@@ -698,103 +437,47 @@
         <w:rPr>
           <w:rFonts w:ascii="Times New Roman" w:hAnsi="Times New Roman" w:cs="Times New Roman"/>
         </w:rPr>
-        <w:t xml:space="preserve">with </w:t>
-      </w:r>
-      <w:proofErr w:type="gramStart"/>
-      <w:r>
-        <w:rPr>
-          <w:rFonts w:ascii="Times New Roman" w:hAnsi="Times New Roman" w:cs="Times New Roman"/>
-        </w:rPr>
-        <w:t>open(</w:t>
-      </w:r>
-      <w:proofErr w:type="gramEnd"/>
-      <w:r>
-        <w:rPr>
-          <w:rFonts w:ascii="Times New Roman" w:hAnsi="Times New Roman" w:cs="Times New Roman"/>
-        </w:rPr>
-        <w:t>'test.txt', 'r') as file:</w:t>
-      </w:r>
-    </w:p>
-    <w:p>
-      <w:pPr>
-        <w:rPr>
-          <w:rFonts w:ascii="Times New Roman" w:hAnsi="Times New Roman" w:cs="Times New Roman"/>
-        </w:rPr>
-      </w:pPr>
-      <w:r>
-        <w:rPr>
-          <w:rFonts w:ascii="Times New Roman" w:hAnsi="Times New Roman" w:cs="Times New Roman"/>
-        </w:rPr>
-        <w:t xml:space="preserve">    cities = </w:t>
-      </w:r>
-      <w:proofErr w:type="spellStart"/>
-      <w:proofErr w:type="gramStart"/>
-      <w:r>
-        <w:rPr>
-          <w:rFonts w:ascii="Times New Roman" w:hAnsi="Times New Roman" w:cs="Times New Roman"/>
-        </w:rPr>
-        <w:t>file.readlines</w:t>
-      </w:r>
-      <w:proofErr w:type="spellEnd"/>
-      <w:proofErr w:type="gramEnd"/>
-      <w:r>
-        <w:rPr>
-          <w:rFonts w:ascii="Times New Roman" w:hAnsi="Times New Roman" w:cs="Times New Roman"/>
-        </w:rPr>
-        <w:t>()</w:t>
-      </w:r>
-    </w:p>
-    <w:p>
-      <w:pPr>
-        <w:rPr>
-          <w:rFonts w:ascii="Times New Roman" w:hAnsi="Times New Roman" w:cs="Times New Roman"/>
-        </w:rPr>
-      </w:pPr>
-      <w:r>
-        <w:rPr>
-          <w:rFonts w:ascii="Times New Roman" w:hAnsi="Times New Roman" w:cs="Times New Roman"/>
-        </w:rPr>
-        <w:t>cities = [</w:t>
-      </w:r>
-      <w:proofErr w:type="spellStart"/>
-      <w:proofErr w:type="gramStart"/>
-      <w:r>
-        <w:rPr>
-          <w:rFonts w:ascii="Times New Roman" w:hAnsi="Times New Roman" w:cs="Times New Roman"/>
-        </w:rPr>
-        <w:t>city.strip</w:t>
-      </w:r>
-      <w:proofErr w:type="spellEnd"/>
-      <w:proofErr w:type="gramEnd"/>
-      <w:r>
-        <w:rPr>
-          <w:rFonts w:ascii="Times New Roman" w:hAnsi="Times New Roman" w:cs="Times New Roman"/>
-        </w:rPr>
-        <w:t>() for city in cities]</w:t>
-      </w:r>
-    </w:p>
-    <w:p>
-      <w:pPr>
-        <w:rPr>
-          <w:rFonts w:ascii="Times New Roman" w:hAnsi="Times New Roman" w:cs="Times New Roman"/>
-        </w:rPr>
-      </w:pPr>
-      <w:proofErr w:type="spellStart"/>
-      <w:proofErr w:type="gramStart"/>
+        <w:t>with open('test.txt', 'r') as file:</w:t>
+      </w:r>
+    </w:p>
+    <w:p>
+      <w:pPr>
+        <w:rPr>
+          <w:rFonts w:ascii="Times New Roman" w:hAnsi="Times New Roman" w:cs="Times New Roman"/>
+        </w:rPr>
+      </w:pPr>
+      <w:r>
+        <w:rPr>
+          <w:rFonts w:ascii="Times New Roman" w:hAnsi="Times New Roman" w:cs="Times New Roman"/>
+        </w:rPr>
+        <w:t>    cities = file.readlines()</w:t>
+      </w:r>
+    </w:p>
+    <w:p>
+      <w:pPr>
+        <w:rPr>
+          <w:rFonts w:ascii="Times New Roman" w:hAnsi="Times New Roman" w:cs="Times New Roman"/>
+        </w:rPr>
+      </w:pPr>
       <w:r>
         <w:rPr>
           <w:rFonts w:ascii="Times New Roman" w:hAnsi="Times New Roman" w:cs="Times New Roman"/>
         </w:rPr>
         <w:lastRenderedPageBreak/>
-        <w:t>cities.sort</w:t>
-      </w:r>
-      <w:proofErr w:type="spellEnd"/>
-      <w:proofErr w:type="gramEnd"/>
-      <w:r>
-        <w:rPr>
-          <w:rFonts w:ascii="Times New Roman" w:hAnsi="Times New Roman" w:cs="Times New Roman"/>
-        </w:rPr>
-        <w:t>()</w:t>
+        <w:t>cities = [city.strip() for city in cities]</w:t>
+      </w:r>
+    </w:p>
+    <w:p>
+      <w:pPr>
+        <w:rPr>
+          <w:rFonts w:ascii="Times New Roman" w:hAnsi="Times New Roman" w:cs="Times New Roman"/>
+        </w:rPr>
+      </w:pPr>
+      <w:r>
+        <w:rPr>
+          <w:rFonts w:ascii="Times New Roman" w:hAnsi="Times New Roman" w:cs="Times New Roman"/>
+        </w:rPr>
+        <w:t>cities.sort()</w:t>
       </w:r>
     </w:p>
     <w:p>
@@ -1514,6 +1197,7 @@
   <w:style w:type="character" w:default="1" w:styleId="DefaultParagraphFont">
     <w:name w:val="Default Paragraph Font"/>
     <w:uiPriority w:val="1"/>
+    <w:semiHidden/>
     <w:unhideWhenUsed/>
   </w:style>
   <w:style w:type="table" w:default="1" w:styleId="TableNormal">

--- a/Assignment 4/File Handling.docx
+++ b/Assignment 4/File Handling.docx
@@ -19,16 +19,14 @@
         </w:rPr>
         <w:t>File Handling</w:t>
       </w:r>
-    </w:p>
-    <w:p>
-      <w:pPr>
-        <w:jc w:val="center"/>
+      <w:r>
         <w:rPr>
           <w:rFonts w:ascii="Times New Roman" w:hAnsi="Times New Roman" w:cs="Times New Roman"/>
           <w:sz w:val="32"/>
           <w:szCs w:val="32"/>
         </w:rPr>
-      </w:pPr>
+        <w:t xml:space="preserve"> </w:t>
+      </w:r>
       <w:r>
         <w:rPr>
           <w:rFonts w:ascii="Times New Roman" w:hAnsi="Times New Roman" w:cs="Times New Roman"/>
@@ -463,20 +461,20 @@
         <w:rPr>
           <w:rFonts w:ascii="Times New Roman" w:hAnsi="Times New Roman" w:cs="Times New Roman"/>
         </w:rPr>
+        <w:t>cities = [city.strip() for city in cities]</w:t>
+      </w:r>
+    </w:p>
+    <w:p>
+      <w:pPr>
+        <w:rPr>
+          <w:rFonts w:ascii="Times New Roman" w:hAnsi="Times New Roman" w:cs="Times New Roman"/>
+        </w:rPr>
+      </w:pPr>
+      <w:r>
+        <w:rPr>
+          <w:rFonts w:ascii="Times New Roman" w:hAnsi="Times New Roman" w:cs="Times New Roman"/>
+        </w:rPr>
         <w:lastRenderedPageBreak/>
-        <w:t>cities = [city.strip() for city in cities]</w:t>
-      </w:r>
-    </w:p>
-    <w:p>
-      <w:pPr>
-        <w:rPr>
-          <w:rFonts w:ascii="Times New Roman" w:hAnsi="Times New Roman" w:cs="Times New Roman"/>
-        </w:rPr>
-      </w:pPr>
-      <w:r>
-        <w:rPr>
-          <w:rFonts w:ascii="Times New Roman" w:hAnsi="Times New Roman" w:cs="Times New Roman"/>
-        </w:rPr>
         <w:t>cities.sort()</w:t>
       </w:r>
     </w:p>
